--- a/arb/docx/16.content.docx
+++ b/arb/docx/16.content.docx
@@ -147,13 +147,6 @@
         <w:rPr>
           <w:lang w:val="ar_AE" w:bidi="ar_AE"/>
         </w:rPr>
-      </w:r>
-      <w:r>
-        <w:rPr>
-          <w:i/>
-          <w:lang w:val="ar_AE" w:bidi="ar_AE"/>
-        </w:rPr>
-        <w:t>نَحَمْيَا 1: 1, نَحَمْيَا 1: 1–2, نَحَمْيَا 1: 3, نحميا 1: 4, نَحَمْيَا 1: 4 (#2), نَحَمْيَا 1: 6–7, نَحَمْيَا 1: 8–11, نَحَمْيَا 1: 11, نَحَمْيَا 2: 1, نَحَمْيَا 2: 3, نَحَمْيَا 2: 4, نَحَمْيَا 2: 4–5, نَحَمْيَا 2: 9–10, نَحَمْيَا 2: 12, نَحَمْيَا 2: 17–18, نَحَمْيَا 2: 19–20, نَحَمْيَا 3: 1, نَحَمْيَا 3: 3, نَحَمْيَا 3: 5, نَحَمْيَا 3: 6, نَحَمْيَا 3: 8, نَحَمْيَا 3: 11, نَحَمْيَا 3: 12, نَحَمْيَا 3: 13, نَحَمْيَا 3: 14, نَحَمْيَا 3: 15, نَحَمْيَا 3: 16, نَحَمْيَا 3: 20, نَحَمْيَا 3: 23, نَحَمْيَا 3: 28, نَحَمْيَا 3: 32, نَحَمْيَا 4: 1–3, نَحَمْيَا 4: 4–6, نَحَمْيَا 4: 7–9, نَحَمْيَا 4: 12–14, نحميا 4: 15, نَحَمْيَا 4: 16, نَحَمْيَا 4: 19–20, نَحَمْيَا 4: 21–23, نَحَمْيَا 5: 1–5, نحميا 5: 7, نَحَمْيَا 5: 8, نَحَمْيَا 5: 9–11, نَحَمْيَا 5: 12–13, نحميا 5: 14–15, نَحَمْيَا 5: 17, نَحَمْيَا 5: 19, نَحَمْيَا 6: 2, نَحَمْيَا 6: 3, نَحَمْيَا 6: 5, نَحَمْيَا 6: 5–6, نَحَمْيَا 6:8, نَحَمْيَا 6: 8–9, نَحَمْيَا 6: 10–11, نَحَمْيَا 6: 13, نَحَمْيَا 6: 14, نَحَمْيَا 6: 15–16, نَحَمْيَا 7: 1–2, نَحَمْيَا 7: 3, نحميا 7: 4, نَحَمْيَا 7: 5, نَحَمْيَا 7: 64, نَحَمْيَا 7: 65, نَحَمْيَا 7: 65 (#2), نَحَمْيَا 7: 66, نَحَمْيَا 7: 70–72, نَحَمْيَا 7: 73, نَحَمْيَا 8: 1–2, نَحَمْيَا 8: 2–3, نَحَمْيَا 8: 3, نَحَمْيَا 8: 5, نَحَمْيَا ٨: ٧–٨, نَحَمْيَا 8: 7–8 (#2), نَحَمْيَا 8: 9–10, نَحَمْيَا 8: 13–14, نَحَمْيَا 8: 16, نَحَمْيَا 8: 17, نَحَمْيَا 8: 17 (#2), نَحَمْيَا 8: 18, نَحَمْيَا 9: 1–2, نَحَمْيَا 9: 5–6, نَحَمْيَا 9: 7–8, نَحَمْيَا 9: 9–10, نَحَمْيَا 9: 11, نَحَمْيَا 9: 12–13, نَحَمْيَا 9: 14–15, نَحَمْيَا 9: 16–17, نَحَمْيَا 9: 16–17 (#2), نَحَمْيَا 9: 20, نَحَمْيَا 9: 21, نَحَمْيَا 9: 23–24, نَحَمْيَا 9: 25, نحميا 9: 26–27, نَحَمْيَا 9: 27, نَحَمْيَا 9: 37, نَحَمْيَا 9: 37 (#2), نَحَمْيَا 9: 38, نَحَمْيَا 9: 38 (#2), نَحَمْيَا 10: 28–29, نَحَمْيَا 10: 30–31, نَحَمْيَا 10: 32–33, نَحَمْيَا 10: 34, نَحَمْيَا 10: 35, نَحَمْيَا 10: 36, نَحَمْيَا 10: 38, نَحَمْيَا 10: 39, نَحَمْيَا 11: 1, نَحَمْيَا 11: 20, نَحَمْيَا 12: 23, نَحَمْيَا 12: 27, نَحَمْيَا 12: 30, نَحَمْيَا 12: 31, نَحَمْيَا 12: 31 (#2), نَحَمْيَا 12: 31 (#3), نَحَمْيَا 12: 42, نَحَمْيَا 12: 43, نَحَمْيَا 12: 44, نَحَمْيَا 12: 47, نَحَمْيَا 13: 1–2, نَحَمْيَا 13: 5, نَحَمْيَا 13: 6, نَحَمْيَا 13: 8, نَحَمْيَا 13: 10, نَحَمْيَا 13: 13, نَحَمْيَا 13: 15, نَحَمْيَا 13: 16, نَحَمْيَا 13: 19, نحميا 13: 22, نَحَمْيَا 13: 24, نَحَمْيَا 13: 25, نَحَمْيَا 13: 31</w:t>
       </w:r>
       <w:r>
         <w:rPr>

--- a/arb/docx/16.content.docx
+++ b/arb/docx/16.content.docx
@@ -132,21 +132,6 @@
           <w:lang w:val="ar_AE" w:bidi="ar_AE"/>
         </w:rPr>
         <w:t>NEH</w:t>
-      </w:r>
-      <w:r>
-        <w:rPr>
-          <w:lang w:val="ar_AE" w:bidi="ar_AE"/>
-        </w:rPr>
-      </w:r>
-    </w:p>
-    <w:p>
-      <w:pPr>
-        <w:bidi/>
-      </w:pPr>
-      <w:r>
-        <w:rPr>
-          <w:lang w:val="ar_AE" w:bidi="ar_AE"/>
-        </w:rPr>
       </w:r>
       <w:r>
         <w:rPr>

--- a/arb/docx/16.content.docx
+++ b/arb/docx/16.content.docx
@@ -22,7 +22,7 @@
         <w:rPr>
           <w:lang w:val="ar_AE" w:bidi="ar_AE"/>
         </w:rPr>
-        <w:t>Resource: أسئلة الترجمة (unfoldingWord)</w:t>
+        <w:t>Resource: unfoldingWord® Translation Questions</w:t>
       </w:r>
       <w:r>
         <w:rPr>
@@ -91,7 +91,7 @@
         <w:rPr>
           <w:lang w:val="ar_AE" w:bidi="ar_AE"/>
         </w:rPr>
-        <w:t>أسئلة الترجمة (unfoldingWord)</w:t>
+        <w:t>unfoldingWord® Translation Questions</w:t>
       </w:r>
     </w:p>
     <w:p>
